--- a/Наладчик контрольно-измерительных приборов и автоматики/профессиональной подготовки 14919 Наладчик контрольно-измерительных приборов и автоматики/Лекции ОП.02. Техническое черчение.docx
+++ b/Наладчик контрольно-измерительных приборов и автоматики/профессиональной подготовки 14919 Наладчик контрольно-измерительных приборов и автоматики/Лекции ОП.02. Техническое черчение.docx
@@ -252,6 +252,336 @@
           <w:sz w:val="28"/>
         </w:rPr>
         <w:t>Наладчик КИПиА использует ФСА для определения общего состава приборов и систем автоматизации, подлежащих наладке, а также для понимания логики работы каждого контура управления. По ФСА наладчик составляет программу наладочных работ, определяет последовательность настройки приборов и систем регулирования, планирует потребность в средствах измерений и испытательном оборудовании.</w:t>
+      </w:r>
+    </w:p>
+    <w:p/>
+    <w:tbl>
+      <w:tblPr>
+        <w:tblStyle w:val="TableGrid"/>
+        <w:tblW w:type="auto" w:w="0"/>
+        <w:tblLook w:firstColumn="1" w:firstRow="1" w:lastColumn="0" w:lastRow="0" w:noHBand="0" w:noVBand="1" w:val="04A0"/>
+      </w:tblPr>
+      <w:tblGrid>
+        <w:gridCol w:w="2880"/>
+        <w:gridCol w:w="2880"/>
+        <w:gridCol w:w="2880"/>
+      </w:tblGrid>
+      <w:tr>
+        <w:tc>
+          <w:tcPr>
+            <w:tcW w:type="dxa" w:w="2880"/>
+            <w:shd w:fill="4472C4"/>
+          </w:tcPr>
+          <w:p>
+            <w:pPr>
+              <w:jc w:val="center"/>
+            </w:pPr>
+            <w:r>
+              <w:rPr>
+                <w:b/>
+                <w:color w:val="FFFFFF"/>
+                <w:sz w:val="20"/>
+              </w:rPr>
+              <w:t>Тип линии</w:t>
+            </w:r>
+          </w:p>
+        </w:tc>
+        <w:tc>
+          <w:tcPr>
+            <w:tcW w:type="dxa" w:w="2880"/>
+            <w:shd w:fill="4472C4"/>
+          </w:tcPr>
+          <w:p>
+            <w:pPr>
+              <w:jc w:val="center"/>
+            </w:pPr>
+            <w:r>
+              <w:rPr>
+                <w:b/>
+                <w:color w:val="FFFFFF"/>
+                <w:sz w:val="20"/>
+              </w:rPr>
+              <w:t>Толщина</w:t>
+            </w:r>
+          </w:p>
+        </w:tc>
+        <w:tc>
+          <w:tcPr>
+            <w:tcW w:type="dxa" w:w="2880"/>
+            <w:shd w:fill="4472C4"/>
+          </w:tcPr>
+          <w:p>
+            <w:pPr>
+              <w:jc w:val="center"/>
+            </w:pPr>
+            <w:r>
+              <w:rPr>
+                <w:b/>
+                <w:color w:val="FFFFFF"/>
+                <w:sz w:val="20"/>
+              </w:rPr>
+              <w:t>Назначение</w:t>
+            </w:r>
+          </w:p>
+        </w:tc>
+      </w:tr>
+      <w:tr>
+        <w:tc>
+          <w:tcPr>
+            <w:tcW w:type="dxa" w:w="2880"/>
+          </w:tcPr>
+          <w:p>
+            <w:r>
+              <w:rPr>
+                <w:sz w:val="20"/>
+              </w:rPr>
+              <w:t>Сплошная основная</w:t>
+            </w:r>
+          </w:p>
+        </w:tc>
+        <w:tc>
+          <w:tcPr>
+            <w:tcW w:type="dxa" w:w="2880"/>
+          </w:tcPr>
+          <w:p>
+            <w:r>
+              <w:rPr>
+                <w:sz w:val="20"/>
+              </w:rPr>
+              <w:t>s (0,5–1,4 мм)</w:t>
+            </w:r>
+          </w:p>
+        </w:tc>
+        <w:tc>
+          <w:tcPr>
+            <w:tcW w:type="dxa" w:w="2880"/>
+          </w:tcPr>
+          <w:p>
+            <w:r>
+              <w:rPr>
+                <w:sz w:val="20"/>
+              </w:rPr>
+              <w:t>Линии видимого контура, рамка, основная надпись</w:t>
+            </w:r>
+          </w:p>
+        </w:tc>
+      </w:tr>
+      <w:tr>
+        <w:tc>
+          <w:tcPr>
+            <w:tcW w:type="dxa" w:w="2880"/>
+          </w:tcPr>
+          <w:p>
+            <w:r>
+              <w:rPr>
+                <w:sz w:val="20"/>
+              </w:rPr>
+              <w:t>Сплошная тонкая</w:t>
+            </w:r>
+          </w:p>
+        </w:tc>
+        <w:tc>
+          <w:tcPr>
+            <w:tcW w:type="dxa" w:w="2880"/>
+          </w:tcPr>
+          <w:p>
+            <w:r>
+              <w:rPr>
+                <w:sz w:val="20"/>
+              </w:rPr>
+              <w:t>s/3–s/2</w:t>
+            </w:r>
+          </w:p>
+        </w:tc>
+        <w:tc>
+          <w:tcPr>
+            <w:tcW w:type="dxa" w:w="2880"/>
+          </w:tcPr>
+          <w:p>
+            <w:r>
+              <w:rPr>
+                <w:sz w:val="20"/>
+              </w:rPr>
+              <w:t>Размерные и выносные линии, штриховка</w:t>
+            </w:r>
+          </w:p>
+        </w:tc>
+      </w:tr>
+      <w:tr>
+        <w:tc>
+          <w:tcPr>
+            <w:tcW w:type="dxa" w:w="2880"/>
+          </w:tcPr>
+          <w:p>
+            <w:r>
+              <w:rPr>
+                <w:sz w:val="20"/>
+              </w:rPr>
+              <w:t>Штриховая</w:t>
+            </w:r>
+          </w:p>
+        </w:tc>
+        <w:tc>
+          <w:tcPr>
+            <w:tcW w:type="dxa" w:w="2880"/>
+          </w:tcPr>
+          <w:p>
+            <w:r>
+              <w:rPr>
+                <w:sz w:val="20"/>
+              </w:rPr>
+              <w:t>s/2–s/3</w:t>
+            </w:r>
+          </w:p>
+        </w:tc>
+        <w:tc>
+          <w:tcPr>
+            <w:tcW w:type="dxa" w:w="2880"/>
+          </w:tcPr>
+          <w:p>
+            <w:r>
+              <w:rPr>
+                <w:sz w:val="20"/>
+              </w:rPr>
+              <w:t>Линии невидимого контура</w:t>
+            </w:r>
+          </w:p>
+        </w:tc>
+      </w:tr>
+      <w:tr>
+        <w:tc>
+          <w:tcPr>
+            <w:tcW w:type="dxa" w:w="2880"/>
+          </w:tcPr>
+          <w:p>
+            <w:r>
+              <w:rPr>
+                <w:sz w:val="20"/>
+              </w:rPr>
+              <w:t>Штрихпунктирная тонкая</w:t>
+            </w:r>
+          </w:p>
+        </w:tc>
+        <w:tc>
+          <w:tcPr>
+            <w:tcW w:type="dxa" w:w="2880"/>
+          </w:tcPr>
+          <w:p>
+            <w:r>
+              <w:rPr>
+                <w:sz w:val="20"/>
+              </w:rPr>
+              <w:t>s/3–s/2</w:t>
+            </w:r>
+          </w:p>
+        </w:tc>
+        <w:tc>
+          <w:tcPr>
+            <w:tcW w:type="dxa" w:w="2880"/>
+          </w:tcPr>
+          <w:p>
+            <w:r>
+              <w:rPr>
+                <w:sz w:val="20"/>
+              </w:rPr>
+              <w:t>Осевые и центровые линии</w:t>
+            </w:r>
+          </w:p>
+        </w:tc>
+      </w:tr>
+      <w:tr>
+        <w:tc>
+          <w:tcPr>
+            <w:tcW w:type="dxa" w:w="2880"/>
+          </w:tcPr>
+          <w:p>
+            <w:r>
+              <w:rPr>
+                <w:sz w:val="20"/>
+              </w:rPr>
+              <w:t>Штрихпунктирная утолщённая</w:t>
+            </w:r>
+          </w:p>
+        </w:tc>
+        <w:tc>
+          <w:tcPr>
+            <w:tcW w:type="dxa" w:w="2880"/>
+          </w:tcPr>
+          <w:p>
+            <w:r>
+              <w:rPr>
+                <w:sz w:val="20"/>
+              </w:rPr>
+              <w:t>s/2–2s/3</w:t>
+            </w:r>
+          </w:p>
+        </w:tc>
+        <w:tc>
+          <w:tcPr>
+            <w:tcW w:type="dxa" w:w="2880"/>
+          </w:tcPr>
+          <w:p>
+            <w:r>
+              <w:rPr>
+                <w:sz w:val="20"/>
+              </w:rPr>
+              <w:t>Обозначение поверхностей под обработку</w:t>
+            </w:r>
+          </w:p>
+        </w:tc>
+      </w:tr>
+      <w:tr>
+        <w:tc>
+          <w:tcPr>
+            <w:tcW w:type="dxa" w:w="2880"/>
+          </w:tcPr>
+          <w:p>
+            <w:r>
+              <w:rPr>
+                <w:sz w:val="20"/>
+              </w:rPr>
+              <w:t>Разомкнутая</w:t>
+            </w:r>
+          </w:p>
+        </w:tc>
+        <w:tc>
+          <w:tcPr>
+            <w:tcW w:type="dxa" w:w="2880"/>
+          </w:tcPr>
+          <w:p>
+            <w:r>
+              <w:rPr>
+                <w:sz w:val="20"/>
+              </w:rPr>
+              <w:t>s–1,5s</w:t>
+            </w:r>
+          </w:p>
+        </w:tc>
+        <w:tc>
+          <w:tcPr>
+            <w:tcW w:type="dxa" w:w="2880"/>
+          </w:tcPr>
+          <w:p>
+            <w:r>
+              <w:rPr>
+                <w:sz w:val="20"/>
+              </w:rPr>
+              <w:t>Линии сечений и разрезов</w:t>
+            </w:r>
+          </w:p>
+        </w:tc>
+      </w:tr>
+    </w:tbl>
+    <w:p>
+      <w:pPr>
+        <w:jc w:val="center"/>
+      </w:pPr>
+      <w:r>
+        <w:rPr>
+          <w:i/>
+          <w:sz w:val="18"/>
+        </w:rPr>
+        <w:t>Таблица 1. Типы линий на чертежах по ГОСТ 2.303-68</w:t>
       </w:r>
     </w:p>
     <w:p>
@@ -550,6 +880,7 @@
         <w:t>Контур контроля давления с сигнализацией: PT-301 (датчик давления) передаёт сигнал на PISA-301 (прибор показания, сигнализации верхнего и нижнего пределов давления на щите). При наладке наладчик подаёт калибровочное давление на PT-301, проверяет выходной сигнал, затем настраивает пороги сигнализации в PISA-301. Аналогично читаются контуры расхода (F), уровня (L) и других параметров.</w:t>
       </w:r>
     </w:p>
+    <w:p/>
     <w:p>
       <w:pPr>
         <w:spacing w:after="40" w:line="360" w:lineRule="auto"/>
@@ -563,6 +894,387 @@
           <w:sz w:val="28"/>
         </w:rPr>
         <w:t>При составлении обозначений наладчик должен следовать правилам: первая буква всегда обозначает измеряемую величину; буквы I, R, C, A указывают функцию; номер позиции состоит из трёх цифр (первая — номер технологической установки, последующие — порядковый номер контура). Умение правильно читать и составлять обозначения — обязательное условие грамотной наладки систем КИПиА.</w:t>
+      </w:r>
+    </w:p>
+    <w:tbl>
+      <w:tblPr>
+        <w:tblStyle w:val="TableGrid"/>
+        <w:tblW w:type="auto" w:w="0"/>
+        <w:tblLook w:firstColumn="1" w:firstRow="1" w:lastColumn="0" w:lastRow="0" w:noHBand="0" w:noVBand="1" w:val="04A0"/>
+      </w:tblPr>
+      <w:tblGrid>
+        <w:gridCol w:w="2880"/>
+        <w:gridCol w:w="2880"/>
+        <w:gridCol w:w="2880"/>
+      </w:tblGrid>
+      <w:tr>
+        <w:tc>
+          <w:tcPr>
+            <w:tcW w:type="dxa" w:w="2880"/>
+            <w:shd w:fill="4472C4"/>
+          </w:tcPr>
+          <w:p>
+            <w:pPr>
+              <w:jc w:val="center"/>
+            </w:pPr>
+            <w:r>
+              <w:rPr>
+                <w:b/>
+                <w:color w:val="FFFFFF"/>
+                <w:sz w:val="20"/>
+              </w:rPr>
+              <w:t>Обозначение</w:t>
+            </w:r>
+          </w:p>
+        </w:tc>
+        <w:tc>
+          <w:tcPr>
+            <w:tcW w:type="dxa" w:w="2880"/>
+            <w:shd w:fill="4472C4"/>
+          </w:tcPr>
+          <w:p>
+            <w:pPr>
+              <w:jc w:val="center"/>
+            </w:pPr>
+            <w:r>
+              <w:rPr>
+                <w:b/>
+                <w:color w:val="FFFFFF"/>
+                <w:sz w:val="20"/>
+              </w:rPr>
+              <w:t>Наименование</w:t>
+            </w:r>
+          </w:p>
+        </w:tc>
+        <w:tc>
+          <w:tcPr>
+            <w:tcW w:type="dxa" w:w="2880"/>
+            <w:shd w:fill="4472C4"/>
+          </w:tcPr>
+          <w:p>
+            <w:pPr>
+              <w:jc w:val="center"/>
+            </w:pPr>
+            <w:r>
+              <w:rPr>
+                <w:b/>
+                <w:color w:val="FFFFFF"/>
+                <w:sz w:val="20"/>
+              </w:rPr>
+              <w:t>Пример применения в КИПиА</w:t>
+            </w:r>
+          </w:p>
+        </w:tc>
+      </w:tr>
+      <w:tr>
+        <w:tc>
+          <w:tcPr>
+            <w:tcW w:type="dxa" w:w="2880"/>
+          </w:tcPr>
+          <w:p>
+            <w:r>
+              <w:rPr>
+                <w:sz w:val="20"/>
+              </w:rPr>
+              <w:t>E</w:t>
+            </w:r>
+          </w:p>
+        </w:tc>
+        <w:tc>
+          <w:tcPr>
+            <w:tcW w:type="dxa" w:w="2880"/>
+          </w:tcPr>
+          <w:p>
+            <w:r>
+              <w:rPr>
+                <w:sz w:val="20"/>
+              </w:rPr>
+              <w:t>Электрическая схема</w:t>
+            </w:r>
+          </w:p>
+        </w:tc>
+        <w:tc>
+          <w:tcPr>
+            <w:tcW w:type="dxa" w:w="2880"/>
+          </w:tcPr>
+          <w:p>
+            <w:r>
+              <w:rPr>
+                <w:sz w:val="20"/>
+              </w:rPr>
+              <w:t>Схема подключения датчика температуры</w:t>
+            </w:r>
+          </w:p>
+        </w:tc>
+      </w:tr>
+      <w:tr>
+        <w:tc>
+          <w:tcPr>
+            <w:tcW w:type="dxa" w:w="2880"/>
+          </w:tcPr>
+          <w:p>
+            <w:r>
+              <w:rPr>
+                <w:sz w:val="20"/>
+              </w:rPr>
+              <w:t>H</w:t>
+            </w:r>
+          </w:p>
+        </w:tc>
+        <w:tc>
+          <w:tcPr>
+            <w:tcW w:type="dxa" w:w="2880"/>
+          </w:tcPr>
+          <w:p>
+            <w:r>
+              <w:rPr>
+                <w:sz w:val="20"/>
+              </w:rPr>
+              <w:t>Гидравлическая схема</w:t>
+            </w:r>
+          </w:p>
+        </w:tc>
+        <w:tc>
+          <w:tcPr>
+            <w:tcW w:type="dxa" w:w="2880"/>
+          </w:tcPr>
+          <w:p>
+            <w:r>
+              <w:rPr>
+                <w:sz w:val="20"/>
+              </w:rPr>
+              <w:t>Схема импульсных линий расходомера</w:t>
+            </w:r>
+          </w:p>
+        </w:tc>
+      </w:tr>
+      <w:tr>
+        <w:tc>
+          <w:tcPr>
+            <w:tcW w:type="dxa" w:w="2880"/>
+          </w:tcPr>
+          <w:p>
+            <w:r>
+              <w:rPr>
+                <w:sz w:val="20"/>
+              </w:rPr>
+              <w:t>P</w:t>
+            </w:r>
+          </w:p>
+        </w:tc>
+        <w:tc>
+          <w:tcPr>
+            <w:tcW w:type="dxa" w:w="2880"/>
+          </w:tcPr>
+          <w:p>
+            <w:r>
+              <w:rPr>
+                <w:sz w:val="20"/>
+              </w:rPr>
+              <w:t>Пневматическая схема</w:t>
+            </w:r>
+          </w:p>
+        </w:tc>
+        <w:tc>
+          <w:tcPr>
+            <w:tcW w:type="dxa" w:w="2880"/>
+          </w:tcPr>
+          <w:p>
+            <w:r>
+              <w:rPr>
+                <w:sz w:val="20"/>
+              </w:rPr>
+              <w:t>Схема пневматического ПИД-регулятора</w:t>
+            </w:r>
+          </w:p>
+        </w:tc>
+      </w:tr>
+      <w:tr>
+        <w:tc>
+          <w:tcPr>
+            <w:tcW w:type="dxa" w:w="2880"/>
+          </w:tcPr>
+          <w:p>
+            <w:r>
+              <w:rPr>
+                <w:sz w:val="20"/>
+              </w:rPr>
+              <w:t>K</w:t>
+            </w:r>
+          </w:p>
+        </w:tc>
+        <w:tc>
+          <w:tcPr>
+            <w:tcW w:type="dxa" w:w="2880"/>
+          </w:tcPr>
+          <w:p>
+            <w:r>
+              <w:rPr>
+                <w:sz w:val="20"/>
+              </w:rPr>
+              <w:t>Кинематическая схема</w:t>
+            </w:r>
+          </w:p>
+        </w:tc>
+        <w:tc>
+          <w:tcPr>
+            <w:tcW w:type="dxa" w:w="2880"/>
+          </w:tcPr>
+          <w:p>
+            <w:r>
+              <w:rPr>
+                <w:sz w:val="20"/>
+              </w:rPr>
+              <w:t>Схема механического привода клапана</w:t>
+            </w:r>
+          </w:p>
+        </w:tc>
+      </w:tr>
+      <w:tr>
+        <w:tc>
+          <w:tcPr>
+            <w:tcW w:type="dxa" w:w="2880"/>
+          </w:tcPr>
+          <w:p>
+            <w:r>
+              <w:rPr>
+                <w:sz w:val="20"/>
+              </w:rPr>
+              <w:t>M</w:t>
+            </w:r>
+          </w:p>
+        </w:tc>
+        <w:tc>
+          <w:tcPr>
+            <w:tcW w:type="dxa" w:w="2880"/>
+          </w:tcPr>
+          <w:p>
+            <w:r>
+              <w:rPr>
+                <w:sz w:val="20"/>
+              </w:rPr>
+              <w:t>Монтажная схема</w:t>
+            </w:r>
+          </w:p>
+        </w:tc>
+        <w:tc>
+          <w:tcPr>
+            <w:tcW w:type="dxa" w:w="2880"/>
+          </w:tcPr>
+          <w:p>
+            <w:r>
+              <w:rPr>
+                <w:sz w:val="20"/>
+              </w:rPr>
+              <w:t>Схема установки прибора на трубопроводе</w:t>
+            </w:r>
+          </w:p>
+        </w:tc>
+      </w:tr>
+      <w:tr>
+        <w:tc>
+          <w:tcPr>
+            <w:tcW w:type="dxa" w:w="2880"/>
+          </w:tcPr>
+          <w:p>
+            <w:r>
+              <w:rPr>
+                <w:sz w:val="20"/>
+              </w:rPr>
+              <w:t>S</w:t>
+            </w:r>
+          </w:p>
+        </w:tc>
+        <w:tc>
+          <w:tcPr>
+            <w:tcW w:type="dxa" w:w="2880"/>
+          </w:tcPr>
+          <w:p>
+            <w:r>
+              <w:rPr>
+                <w:sz w:val="20"/>
+              </w:rPr>
+              <w:t>Схема автоматизации</w:t>
+            </w:r>
+          </w:p>
+        </w:tc>
+        <w:tc>
+          <w:tcPr>
+            <w:tcW w:type="dxa" w:w="2880"/>
+          </w:tcPr>
+          <w:p>
+            <w:r>
+              <w:rPr>
+                <w:sz w:val="20"/>
+              </w:rPr>
+              <w:t>Функциональная схема АСУ ТП</w:t>
+            </w:r>
+          </w:p>
+        </w:tc>
+      </w:tr>
+    </w:tbl>
+    <w:p>
+      <w:pPr>
+        <w:jc w:val="center"/>
+      </w:pPr>
+      <w:r>
+        <w:rPr>
+          <w:i/>
+          <w:sz w:val="18"/>
+        </w:rPr>
+        <w:t>Таблица 2. Виды схем по ГОСТ 2.701-84 и их применение в КИПиА</w:t>
+      </w:r>
+    </w:p>
+    <w:p/>
+    <w:p>
+      <w:pPr>
+        <w:jc w:val="center"/>
+      </w:pPr>
+      <w:r>
+        <w:drawing>
+          <wp:inline xmlns:a="http://schemas.openxmlformats.org/drawingml/2006/main" xmlns:pic="http://schemas.openxmlformats.org/drawingml/2006/picture">
+            <wp:extent cx="4572000" cy="3013753"/>
+            <wp:docPr id="2" name="Picture 2"/>
+            <wp:cNvGraphicFramePr>
+              <a:graphicFrameLocks noChangeAspect="1"/>
+            </wp:cNvGraphicFramePr>
+            <a:graphic>
+              <a:graphicData uri="http://schemas.openxmlformats.org/drawingml/2006/picture">
+                <pic:pic>
+                  <pic:nvPicPr>
+                    <pic:cNvPr id="0" name="op_02_drawing_types.png"/>
+                    <pic:cNvPicPr/>
+                  </pic:nvPicPr>
+                  <pic:blipFill>
+                    <a:blip r:embed="rId9"/>
+                    <a:stretch>
+                      <a:fillRect/>
+                    </a:stretch>
+                  </pic:blipFill>
+                  <pic:spPr>
+                    <a:xfrm>
+                      <a:off x="0" y="0"/>
+                      <a:ext cx="4572000" cy="3013753"/>
+                    </a:xfrm>
+                    <a:prstGeom prst="rect"/>
+                  </pic:spPr>
+                </pic:pic>
+              </a:graphicData>
+            </a:graphic>
+          </wp:inline>
+        </w:drawing>
+      </w:r>
+    </w:p>
+    <w:p>
+      <w:pPr>
+        <w:jc w:val="center"/>
+      </w:pPr>
+      <w:r>
+        <w:rPr>
+          <w:i/>
+          <w:sz w:val="18"/>
+        </w:rPr>
+        <w:t>Рисунок 1. Применение типов чертежей и схем в профессии наладчика КИПиА</w:t>
       </w:r>
     </w:p>
     <w:p>
